--- a/30_markt/benchmark_kinnovis_stora_store365_zahlungsabwicklung.docx
+++ b/30_markt/benchmark_kinnovis_stora_store365_zahlungsabwicklung.docx
@@ -386,7 +386,7 @@
                 <w:sz w:val="19"/>
                 <w:szCs w:val="19"/>
               </w:rPr>
-              <w:t xml:space="preserve">1.1 / 06.09.2026 – Store365 ergänzt</w:t>
+              <w:t xml:space="preserve">1.2 / 07.09.2026 – Store365 ergänzt, Konditionen aus dem Stakeholder-Termin</w:t>
             </w:r>
           </w:p>
         </w:tc>
@@ -569,7 +569,7 @@
           <w:sz w:val="21"/>
           <w:szCs w:val="21"/>
         </w:rPr>
-        <w:t xml:space="preserve">Die Auswahl steht zwischen zwei Fachsystemen, die beide den Betrieb eines Self-Storage-Standorts vollständig abbilden. Der Unterschied liegt nicht im Funktionsumfang, sondern in der Frage, wie die Zahlungen künftig fließen und was das für Ihre rund 120 Bestandskunden bedeutet.</w:t>
+        <w:t xml:space="preserve">Die Auswahl steht zwischen drei Fachsystemen, die alle den Betrieb eines Self-Storage-Standorts vollständig abbilden. Der Unterschied liegt nicht im Funktionsumfang, sondern in der Frage, wie die Zahlungen künftig fließen und was das für Ihre rund 250 Bestandskunden bedeutet.</w:t>
       </w:r>
     </w:p>
     <w:p>
@@ -1478,6 +1478,108 @@
                 <w:szCs w:val="19"/>
               </w:rPr>
               <w:t xml:space="preserve">derzeit nicht angeboten</w:t>
+            </w:r>
+          </w:p>
+        </w:tc>
+      </w:tr>
+      <w:tr>
+        <w:tc>
+          <w:tcPr>
+            <w:tcW w:type="dxa" w:w="2600"/>
+            <w:tcMar>
+              <w:top w:type="dxa" w:w="60"/>
+              <w:left w:type="dxa" w:w="100"/>
+              <w:bottom w:type="dxa" w:w="60"/>
+              <w:right w:type="dxa" w:w="100"/>
+            </w:tcMar>
+          </w:tcPr>
+          <w:p>
+            <w:pPr>
+              <w:spacing w:after="0" w:line="250"/>
+            </w:pPr>
+            <w:r>
+              <w:rPr>
+                <w:rFonts w:ascii="Calibri" w:cs="Calibri" w:eastAsia="Calibri" w:hAnsi="Calibri"/>
+                <w:sz w:val="19"/>
+                <w:szCs w:val="19"/>
+              </w:rPr>
+              <w:t xml:space="preserve">Bestand</w:t>
+            </w:r>
+          </w:p>
+        </w:tc>
+        <w:tc>
+          <w:tcPr>
+            <w:tcW w:type="dxa" w:w="7038"/>
+            <w:tcMar>
+              <w:top w:type="dxa" w:w="60"/>
+              <w:left w:type="dxa" w:w="100"/>
+              <w:bottom w:type="dxa" w:w="60"/>
+              <w:right w:type="dxa" w:w="100"/>
+            </w:tcMar>
+          </w:tcPr>
+          <w:p>
+            <w:pPr>
+              <w:spacing w:after="0" w:line="250"/>
+            </w:pPr>
+            <w:r>
+              <w:rPr>
+                <w:rFonts w:ascii="Calibri" w:cs="Calibri" w:eastAsia="Calibri" w:hAnsi="Calibri"/>
+                <w:sz w:val="19"/>
+                <w:szCs w:val="19"/>
+              </w:rPr>
+              <w:t xml:space="preserve">rund 250 aktive Kundinnen und Kunden (Stand 07.09.2026)</w:t>
+            </w:r>
+          </w:p>
+        </w:tc>
+      </w:tr>
+      <w:tr>
+        <w:tc>
+          <w:tcPr>
+            <w:tcW w:type="dxa" w:w="2600"/>
+            <w:shd w:fill="FAFAFA" w:color="auto" w:val="clear"/>
+            <w:tcMar>
+              <w:top w:type="dxa" w:w="60"/>
+              <w:left w:type="dxa" w:w="100"/>
+              <w:bottom w:type="dxa" w:w="60"/>
+              <w:right w:type="dxa" w:w="100"/>
+            </w:tcMar>
+          </w:tcPr>
+          <w:p>
+            <w:pPr>
+              <w:spacing w:after="0" w:line="250"/>
+            </w:pPr>
+            <w:r>
+              <w:rPr>
+                <w:rFonts w:ascii="Calibri" w:cs="Calibri" w:eastAsia="Calibri" w:hAnsi="Calibri"/>
+                <w:sz w:val="19"/>
+                <w:szCs w:val="19"/>
+              </w:rPr>
+              <w:t xml:space="preserve">Rechtsform</w:t>
+            </w:r>
+          </w:p>
+        </w:tc>
+        <w:tc>
+          <w:tcPr>
+            <w:tcW w:type="dxa" w:w="7038"/>
+            <w:shd w:fill="FAFAFA" w:color="auto" w:val="clear"/>
+            <w:tcMar>
+              <w:top w:type="dxa" w:w="60"/>
+              <w:left w:type="dxa" w:w="100"/>
+              <w:bottom w:type="dxa" w:w="60"/>
+              <w:right w:type="dxa" w:w="100"/>
+            </w:tcMar>
+          </w:tcPr>
+          <w:p>
+            <w:pPr>
+              <w:spacing w:after="0" w:line="250"/>
+            </w:pPr>
+            <w:r>
+              <w:rPr>
+                <w:rFonts w:ascii="Calibri" w:cs="Calibri" w:eastAsia="Calibri" w:hAnsi="Calibri"/>
+                <w:sz w:val="19"/>
+                <w:szCs w:val="19"/>
+              </w:rPr>
+              <w:t xml:space="preserve">Wechsel vom Einzelunternehmen zur GmbH geplant – betrifft Gläubiger-ID und Mandate</w:t>
             </w:r>
           </w:p>
         </w:tc>
@@ -6677,7 +6779,7 @@
                 <w:sz w:val="19"/>
                 <w:szCs w:val="19"/>
               </w:rPr>
-              <w:t xml:space="preserve">Bestand bleibt bei der Bank, Neukunden über Stripe</w:t>
+              <w:t xml:space="preserve">Bestand bleibt bei der Bank, Neukunden über den Dienstleister</w:t>
             </w:r>
           </w:p>
         </w:tc>
@@ -6727,7 +6829,7 @@
                 <w:sz w:val="19"/>
                 <w:szCs w:val="19"/>
               </w:rPr>
-              <w:t xml:space="preserve">gering</w:t>
+              <w:t xml:space="preserve">gering – Beschluss vom 07.09.2026</w:t>
             </w:r>
           </w:p>
         </w:tc>
@@ -7293,7 +7395,7 @@
           <w:sz w:val="24"/>
           <w:szCs w:val="24"/>
         </w:rPr>
-        <w:t xml:space="preserve">6.3  Kundenkommunikation</w:t>
+        <w:t xml:space="preserve">6.3  Sonderfall Rechtsformwechsel zur GmbH</w:t>
       </w:r>
     </w:p>
     <w:p>
@@ -7306,7 +7408,50 @@
           <w:sz w:val="21"/>
           <w:szCs w:val="21"/>
         </w:rPr>
-        <w:t xml:space="preserve">Bei Modell A und C ändert sich für Bestandskunden nichts – die Kommunikation beschränkt sich auf den Hinweis, dass Rechnungen künftig anders aussehen und ein Kundenportal zur Verfügung steht. Bei Modell B mit neuer Gläubiger-ID ist dagegen eine echte Umstellungsaktion nötig, inklusive Frist, Erinnerung und telefonischem Nachfassen.</w:t>
+        <w:t xml:space="preserve">Der geplante Wechsel vom Einzelunternehmen zur GmbH betrifft die Mandate unabhängig von der Systemwahl: Wechselt der Rechtsträger, wechselt der Gläubiger und in der Regel auch die Gläubiger-ID. Das SEPA-Verfahren kennt dafür die Mandatsänderung – beim ersten Einzug unter der neuen Gläubiger-ID werden die bisherige Gläubiger-ID und Mandatsreferenz als Änderungsangabe mitgegeben, die Zahlungspflichtigen werden vorab informiert. Neue Unterschriften sind dann in der Regel nicht erforderlich.</w:t>
+      </w:r>
+    </w:p>
+    <w:p>
+      <w:pPr>
+        <w:spacing w:after="120" w:line="276"/>
+      </w:pPr>
+      <w:r>
+        <w:rPr>
+          <w:rFonts w:ascii="Calibri" w:cs="Calibri" w:eastAsia="Calibri" w:hAnsi="Calibri"/>
+          <w:sz w:val="21"/>
+          <w:szCs w:val="21"/>
+        </w:rPr>
+        <w:t xml:space="preserve">Zwei Dinge folgen daraus: Erstens ist die Klärung mit Bank und Steuerberatung terminkritisch, weil sie Zeitpunkt und Inhalt der Kundeninformation bestimmt. Zweitens muss das gewählte System diese Änderungsangaben erzeugen können – das ist als Anforderung ABR-18 aufgenommen und ein Ausschlusskriterium. Kann das System es nicht, müssten rund 250 Mandate neu eingeholt werden.</w:t>
+      </w:r>
+    </w:p>
+    <w:p>
+      <w:pPr>
+        <w:pStyle w:val="Heading2"/>
+        <w:spacing w:after="140" w:before="260"/>
+      </w:pPr>
+      <w:r>
+        <w:rPr>
+          <w:rFonts w:ascii="Calibri" w:cs="Calibri" w:eastAsia="Calibri" w:hAnsi="Calibri"/>
+          <w:b/>
+          <w:bCs/>
+          <w:color w:val="1F3864"/>
+          <w:sz w:val="24"/>
+          <w:szCs w:val="24"/>
+        </w:rPr>
+        <w:t xml:space="preserve">6.4  Kundenkommunikation</w:t>
+      </w:r>
+    </w:p>
+    <w:p>
+      <w:pPr>
+        <w:spacing w:after="120" w:line="276"/>
+      </w:pPr>
+      <w:r>
+        <w:rPr>
+          <w:rFonts w:ascii="Calibri" w:cs="Calibri" w:eastAsia="Calibri" w:hAnsi="Calibri"/>
+          <w:sz w:val="21"/>
+          <w:szCs w:val="21"/>
+        </w:rPr>
+        <w:t xml:space="preserve">Bei Modell A und C ändert sich für Bestandskunden nichts – die Kommunikation beschränkt sich auf den Hinweis, dass Rechnungen künftig anders aussehen und ein Kundenportal zur Verfügung steht. Bei Modell B mit neuer Gläubiger-ID ist dagegen eine echte Umstellungsaktion nötig. Beschlossen wurde am 07.09.2026, die rund 250 Kundinnen und Kunden nur einmal zu informieren, als reine Info-Mail ohne neue Unterschrift; die Preisanpassung zum 1. Januar sollte davon getrennt kommuniziert werden.</w:t>
       </w:r>
     </w:p>
     <w:p>
@@ -8776,7 +8921,7 @@
           <w:sz w:val="21"/>
           <w:szCs w:val="21"/>
         </w:rPr>
-        <w:t xml:space="preserve">120 aktive Verträge, durchschnittliche Monatsmiete 100 Euro, Monatsumsatz 12.000 Euro. Die tatsächlichen Werte sind in der Ist-Aufnahme zu bestätigen. Stripe-Konditionen nach öffentlicher Preisliste Österreich; Bankentgelte sind institutsabhängig und hier als Bandbreite angesetzt.</w:t>
+        <w:t xml:space="preserve">rund 250 aktive Verträge, durchschnittliche Monatsmiete 100 Euro, Monatsumsatz 25.000 Euro. Die Durchschnittsmiete ist noch zu bestätigen. Stripe-Konditionen nach öffentlicher Preisliste Österreich; die Plattformgebühr von 0,7 Prozent stammt aus dem Stakeholder-Termin; Bankentgelte sind institutsabhängig und als Bandbreite angesetzt.</w:t>
       </w:r>
     </w:p>
     <w:p>
@@ -8971,7 +9116,7 @@
                 <w:sz w:val="19"/>
                 <w:szCs w:val="19"/>
               </w:rPr>
-              <w:t xml:space="preserve">rund 150 bis 430 Euro</w:t>
+              <w:t xml:space="preserve">rund 300 bis 900 Euro</w:t>
             </w:r>
           </w:p>
         </w:tc>
@@ -8998,7 +9143,7 @@
                 <w:sz w:val="19"/>
                 <w:szCs w:val="19"/>
               </w:rPr>
-              <w:t xml:space="preserve">Alles über SEPA bei Stripe (Modell B)</w:t>
+              <w:t xml:space="preserve">Alles über SEPA beim Dienstleister, ohne Plattformgebühr</w:t>
             </w:r>
           </w:p>
         </w:tc>
@@ -9023,7 +9168,7 @@
                 <w:sz w:val="19"/>
                 <w:szCs w:val="19"/>
               </w:rPr>
-              <w:t xml:space="preserve">120 Einzüge mal 0,35 Euro mal 12</w:t>
+              <w:t xml:space="preserve">250 Einzüge mal 0,35 Euro mal 12</w:t>
             </w:r>
           </w:p>
         </w:tc>
@@ -9048,7 +9193,7 @@
                 <w:sz w:val="19"/>
                 <w:szCs w:val="19"/>
               </w:rPr>
-              <w:t xml:space="preserve">rund 504 Euro</w:t>
+              <w:t xml:space="preserve">rund 1.050 Euro</w:t>
             </w:r>
           </w:p>
         </w:tc>
@@ -9074,7 +9219,7 @@
                 <w:sz w:val="19"/>
                 <w:szCs w:val="19"/>
               </w:rPr>
-              <w:t xml:space="preserve">Alles über Karte bei Stripe</w:t>
+              <w:t xml:space="preserve">Alles über SEPA beim Dienstleister, mit 0,7 Prozent Plattformgebühr</w:t>
             </w:r>
           </w:p>
         </w:tc>
@@ -9098,7 +9243,7 @@
                 <w:sz w:val="19"/>
                 <w:szCs w:val="19"/>
               </w:rPr>
-              <w:t xml:space="preserve">12.000 Euro mal 1,5 Prozent plus 120 mal 0,25 Euro, mal 12</w:t>
+              <w:t xml:space="preserve">250 mal 0,35 Euro plus 0,7 Prozent von 25.000 Euro, mal 12</w:t>
             </w:r>
           </w:p>
         </w:tc>
@@ -9122,7 +9267,7 @@
                 <w:sz w:val="19"/>
                 <w:szCs w:val="19"/>
               </w:rPr>
-              <w:t xml:space="preserve">rund 2.520 Euro</w:t>
+              <w:t xml:space="preserve">rund 3.150 Euro</w:t>
             </w:r>
           </w:p>
         </w:tc>
@@ -9149,7 +9294,7 @@
                 <w:sz w:val="19"/>
                 <w:szCs w:val="19"/>
               </w:rPr>
-              <w:t xml:space="preserve">Hybrid, 75 Prozent Bank und 25 Prozent Stripe (Modell C)</w:t>
+              <w:t xml:space="preserve">Alles über Karte</w:t>
             </w:r>
           </w:p>
         </w:tc>
@@ -9174,7 +9319,7 @@
                 <w:sz w:val="19"/>
                 <w:szCs w:val="19"/>
               </w:rPr>
-              <w:t xml:space="preserve">gemischt</w:t>
+              <w:t xml:space="preserve">25.000 Euro mal 1,5 Prozent plus 250 mal 0,25 Euro, mal 12</w:t>
             </w:r>
           </w:p>
         </w:tc>
@@ -9199,7 +9344,81 @@
                 <w:sz w:val="19"/>
                 <w:szCs w:val="19"/>
               </w:rPr>
-              <w:t xml:space="preserve">rund 300 bis 600 Euro</w:t>
+              <w:t xml:space="preserve">rund 5.250 Euro</w:t>
+            </w:r>
+          </w:p>
+        </w:tc>
+      </w:tr>
+      <w:tr>
+        <w:tc>
+          <w:tcPr>
+            <w:tcW w:type="dxa" w:w="3400"/>
+            <w:tcMar>
+              <w:top w:type="dxa" w:w="60"/>
+              <w:left w:type="dxa" w:w="100"/>
+              <w:bottom w:type="dxa" w:w="60"/>
+              <w:right w:type="dxa" w:w="100"/>
+            </w:tcMar>
+          </w:tcPr>
+          <w:p>
+            <w:pPr>
+              <w:spacing w:after="0" w:line="250"/>
+            </w:pPr>
+            <w:r>
+              <w:rPr>
+                <w:rFonts w:ascii="Calibri" w:cs="Calibri" w:eastAsia="Calibri" w:hAnsi="Calibri"/>
+                <w:sz w:val="19"/>
+                <w:szCs w:val="19"/>
+              </w:rPr>
+              <w:t xml:space="preserve">Hybrid: Bestand über die Bank, Neukunden über den Dienstleister</w:t>
+            </w:r>
+          </w:p>
+        </w:tc>
+        <w:tc>
+          <w:tcPr>
+            <w:tcW w:type="dxa" w:w="3100"/>
+            <w:tcMar>
+              <w:top w:type="dxa" w:w="60"/>
+              <w:left w:type="dxa" w:w="100"/>
+              <w:bottom w:type="dxa" w:w="60"/>
+              <w:right w:type="dxa" w:w="100"/>
+            </w:tcMar>
+          </w:tcPr>
+          <w:p>
+            <w:pPr>
+              <w:spacing w:after="0" w:line="250"/>
+            </w:pPr>
+            <w:r>
+              <w:rPr>
+                <w:rFonts w:ascii="Calibri" w:cs="Calibri" w:eastAsia="Calibri" w:hAnsi="Calibri"/>
+                <w:sz w:val="19"/>
+                <w:szCs w:val="19"/>
+              </w:rPr>
+              <w:t xml:space="preserve">gemischt, wächst mit dem Neugeschäft</w:t>
+            </w:r>
+          </w:p>
+        </w:tc>
+        <w:tc>
+          <w:tcPr>
+            <w:tcW w:type="dxa" w:w="3138"/>
+            <w:tcMar>
+              <w:top w:type="dxa" w:w="60"/>
+              <w:left w:type="dxa" w:w="100"/>
+              <w:bottom w:type="dxa" w:w="60"/>
+              <w:right w:type="dxa" w:w="100"/>
+            </w:tcMar>
+          </w:tcPr>
+          <w:p>
+            <w:pPr>
+              <w:spacing w:after="0" w:line="250"/>
+            </w:pPr>
+            <w:r>
+              <w:rPr>
+                <w:rFonts w:ascii="Calibri" w:cs="Calibri" w:eastAsia="Calibri" w:hAnsi="Calibri"/>
+                <w:sz w:val="19"/>
+                <w:szCs w:val="19"/>
+              </w:rPr>
+              <w:t xml:space="preserve">rund 500 bis 1.200 Euro</w:t>
             </w:r>
           </w:p>
         </w:tc>
@@ -9220,7 +9439,54 @@
           <w:sz w:val="21"/>
           <w:szCs w:val="21"/>
         </w:rPr>
-        <w:t xml:space="preserve">Die Spreizung zwischen dem günstigsten und dem teuersten Szenario beträgt rund 2.400 Euro pro Jahr und liegt damit in der Größenordnung der jährlichen Softwarekosten. Kartenzahlung sollte deshalb als Zusatzoption angeboten, aber nicht zur Standardzahlungsart gemacht werden.</w:t>
+        <w:t xml:space="preserve">Die Spreizung zwischen dem günstigsten und dem teuersten Szenario beträgt rund 4.500 Euro pro Jahr und übersteigt damit die jährlichen Softwarekosten. Kartenzahlung sollte deshalb als Zusatzoption angeboten, aber nicht zur Standardzahlungsart gemacht werden.</w:t>
+      </w:r>
+    </w:p>
+    <w:p>
+      <w:pPr>
+        <w:spacing w:after="120" w:line="276"/>
+      </w:pPr>
+      <w:r>
+        <w:rPr>
+          <w:rFonts w:ascii="Calibri" w:cs="Calibri" w:eastAsia="Calibri" w:hAnsi="Calibri"/>
+          <w:b/>
+          <w:bCs/>
+          <w:color w:val="C00000"/>
+          <w:sz w:val="21"/>
+          <w:szCs w:val="21"/>
+        </w:rPr>
+        <w:t xml:space="preserve">Zur Plattformgebühr von 0,7 Prozent: </w:t>
+      </w:r>
+      <w:r>
+        <w:rPr>
+          <w:rFonts w:ascii="Calibri" w:cs="Calibri" w:eastAsia="Calibri" w:hAnsi="Calibri"/>
+          <w:sz w:val="21"/>
+          <w:szCs w:val="21"/>
+        </w:rPr>
+        <w:t xml:space="preserve">Diese Kondition ist keine Stripe-Kondition – Stripe verrechnet SEPA-Lastschrift pauschal mit 0,35 Euro je Transaktion. Ein zusätzlicher Prozentsatz auf den abgewickelten Umsatz ist typischerweise eine Gebühr des Softwareanbieters, der Stripe im Hintergrund einsetzt. Sie gehört damit zum Lizenzmodell und ist in der Demo zu klären: Bei 25.000 Euro Monatsumsatz sind das rund 2.100 Euro pro Jahr – mehr als manche Softwarelizenz kostet.</w:t>
+      </w:r>
+    </w:p>
+    <w:p>
+      <w:pPr>
+        <w:spacing w:after="120" w:line="276"/>
+      </w:pPr>
+      <w:r>
+        <w:rPr>
+          <w:rFonts w:ascii="Calibri" w:cs="Calibri" w:eastAsia="Calibri" w:hAnsi="Calibri"/>
+          <w:b/>
+          <w:bCs/>
+          <w:sz w:val="21"/>
+          <w:szCs w:val="21"/>
+        </w:rPr>
+        <w:t xml:space="preserve">Beschluss aus dem Stakeholder-Termin vom 07.09.2026: </w:t>
+      </w:r>
+      <w:r>
+        <w:rPr>
+          <w:rFonts w:ascii="Calibri" w:cs="Calibri" w:eastAsia="Calibri" w:hAnsi="Calibri"/>
+          <w:sz w:val="21"/>
+          <w:szCs w:val="21"/>
+        </w:rPr>
+        <w:t xml:space="preserve">Der Zahlungsdienstleister wird zunächst nur für künftige Kunden eingesetzt; der Bestand bleibt beim Einzug über die eigene Bank. Das entspricht dem Hybridmodell und vermeidet sowohl die umsatzabhängige Gebühr auf den Bestand als auch jede Aktion bei den rund 250 Bestandskunden.</w:t>
       </w:r>
     </w:p>
     <w:p>
@@ -9627,7 +9893,7 @@
           <w:sz w:val="21"/>
           <w:szCs w:val="21"/>
         </w:rPr>
-        <w:t xml:space="preserve">Der größte Kostenblock ist heute nicht die Software, sondern die Arbeitszeit für den manuellen Abgleich. Wird dieser Aufwand von rund einem Tag pro Monat auf unter eine Stunde gesenkt, amortisiert sich der Wechsel unabhängig vom Lizenzpreis.</w:t>
+        <w:t xml:space="preserve">Der größte Kostenblock ist heute nicht die Software, sondern die Arbeitszeit für den manuellen Abgleich. Wird dieser Aufwand von rund einem Tag pro Monat auf unter eine Stunde gesenkt, amortisiert sich der Wechsel unabhängig vom Lizenzpreis. Hinzu kommt der Aufwand für die Auflösung der Sammelauszahlungen, die der Dienstleister alle sieben Tage überweist – einmalig einzurichten, danach Routine.</w:t>
       </w:r>
     </w:p>
     <w:p>
